--- a/Л1_Орлик_Меджитова_ОБД.docx
+++ b/Л1_Орлик_Меджитова_ОБД.docx
@@ -23,12 +23,12 @@
           <wp:inline distB="0" distT="0" distL="0" distR="0">
             <wp:extent cx="3648075" cy="952500"/>
             <wp:effectExtent b="0" l="0" r="0" t="0"/>
-            <wp:docPr id="1" name="image1.png"/>
+            <wp:docPr id="1" name="image2.png"/>
             <a:graphic>
               <a:graphicData uri="http://schemas.openxmlformats.org/drawingml/2006/picture">
                 <pic:pic>
                   <pic:nvPicPr>
-                    <pic:cNvPr id="0" name="image1.png"/>
+                    <pic:cNvPr id="0" name="image2.png"/>
                     <pic:cNvPicPr preferRelativeResize="0"/>
                   </pic:nvPicPr>
                   <pic:blipFill>
@@ -1177,12 +1177,12 @@
           <wp:inline distB="114300" distT="114300" distL="114300" distR="114300">
             <wp:extent cx="6755975" cy="2970213"/>
             <wp:effectExtent b="0" l="0" r="0" t="0"/>
-            <wp:docPr id="2" name="image2.png"/>
+            <wp:docPr id="2" name="image1.png"/>
             <a:graphic>
               <a:graphicData uri="http://schemas.openxmlformats.org/drawingml/2006/picture">
                 <pic:pic>
                   <pic:nvPicPr>
-                    <pic:cNvPr id="0" name="image2.png"/>
+                    <pic:cNvPr id="0" name="image1.png"/>
                     <pic:cNvPicPr preferRelativeResize="0"/>
                   </pic:nvPicPr>
                   <pic:blipFill>
@@ -8304,22 +8304,10 @@
           <w:szCs w:val="28"/>
           <w:rtl w:val="0"/>
         </w:rPr>
-        <w:t xml:space="preserve">Реалізація: </w:t>
-      </w:r>
-    </w:p>
-    <w:p>
-      <w:pPr>
-        <w:spacing w:after="0" w:line="276" w:lineRule="auto"/>
-        <w:rPr>
-          <w:rFonts w:ascii="Times New Roman" w:cs="Times New Roman" w:eastAsia="Times New Roman" w:hAnsi="Times New Roman"/>
-          <w:sz w:val="28"/>
-          <w:szCs w:val="28"/>
-        </w:rPr>
-      </w:pPr>
-      <w:r>
-        <w:rPr>
-          <w:rtl w:val="0"/>
-        </w:rPr>
+        <w:t xml:space="preserve">Реалізація: кожен померлий обов’язково розміщується в одній камері зберігання.</w:t>
+        <w:br w:type="textWrapping"/>
+        <w:t xml:space="preserve">Одна камера зберігання може бути або вільною, або містити одного померлого.</w:t>
+        <w:br w:type="textWrapping"/>
       </w:r>
     </w:p>
     <w:p>
@@ -8669,6 +8657,55 @@
     </w:p>
     <w:p>
       <w:pPr>
+        <w:spacing w:after="240" w:before="240" w:line="276" w:lineRule="auto"/>
+        <w:rPr>
+          <w:rFonts w:ascii="Times New Roman" w:cs="Times New Roman" w:eastAsia="Times New Roman" w:hAnsi="Times New Roman"/>
+          <w:sz w:val="28"/>
+          <w:szCs w:val="28"/>
+        </w:rPr>
+      </w:pPr>
+      <w:r>
+        <w:rPr>
+          <w:rFonts w:ascii="Times New Roman" w:cs="Times New Roman" w:eastAsia="Times New Roman" w:hAnsi="Times New Roman"/>
+          <w:sz w:val="28"/>
+          <w:szCs w:val="28"/>
+          <w:rtl w:val="0"/>
+        </w:rPr>
+        <w:t xml:space="preserve">У ході виконання лабораторної роботи було розроблено концептуальну модель бази даних для обліку діяльності моргу. Визначено основні сутності: померлий, співробітники, розтин, лабораторне дослідження, камера зберігання та родичі. Побудована модель є цілісною, узгодженою та не містить надлишкових або суперечливих зв’язків. При проєктуванні було дотримано принципів структурованості та раціонального спрощення, що дозволило отримати зрозумілу й коректну схему даних. Отримані результати підтверджують досягнення поставленої мети лабораторної роботи та формування практичних навичок моделювання баз даних.</w:t>
+      </w:r>
+    </w:p>
+    <w:p>
+      <w:pPr>
+        <w:spacing w:after="240" w:before="240" w:line="276" w:lineRule="auto"/>
+        <w:rPr>
+          <w:rFonts w:ascii="Times New Roman" w:cs="Times New Roman" w:eastAsia="Times New Roman" w:hAnsi="Times New Roman"/>
+          <w:sz w:val="28"/>
+          <w:szCs w:val="28"/>
+        </w:rPr>
+      </w:pPr>
+      <w:r>
+        <w:rPr>
+          <w:rtl w:val="0"/>
+        </w:rPr>
+      </w:r>
+    </w:p>
+    <w:p>
+      <w:pPr>
+        <w:spacing w:after="240" w:before="240" w:line="276" w:lineRule="auto"/>
+        <w:rPr>
+          <w:rFonts w:ascii="Times New Roman" w:cs="Times New Roman" w:eastAsia="Times New Roman" w:hAnsi="Times New Roman"/>
+          <w:sz w:val="28"/>
+          <w:szCs w:val="28"/>
+        </w:rPr>
+      </w:pPr>
+      <w:r>
+        <w:rPr>
+          <w:rtl w:val="0"/>
+        </w:rPr>
+      </w:r>
+    </w:p>
+    <w:p>
+      <w:pPr>
         <w:spacing w:after="0" w:line="276" w:lineRule="auto"/>
         <w:rPr>
           <w:rFonts w:ascii="Times New Roman" w:cs="Times New Roman" w:eastAsia="Times New Roman" w:hAnsi="Times New Roman"/>
@@ -8678,12 +8715,8 @@
       </w:pPr>
       <w:r>
         <w:rPr>
-          <w:rFonts w:ascii="Times New Roman" w:cs="Times New Roman" w:eastAsia="Times New Roman" w:hAnsi="Times New Roman"/>
-          <w:sz w:val="28"/>
-          <w:szCs w:val="28"/>
-          <w:rtl w:val="0"/>
-        </w:rPr>
-        <w:t xml:space="preserve">У ході виконання лабораторної роботи було розроблено концептуальну модель бази даних для системи обліку діяльності моргу. </w:t>
+          <w:rtl w:val="0"/>
+        </w:rPr>
       </w:r>
     </w:p>
     <w:sectPr>
